--- a/02-Drug-Degradation/Student.docx
+++ b/02-Drug-Degradation/Student.docx
@@ -1,6 +1,6 @@
 
 <file path=word/document.xml><?xml version="1.0" encoding="utf-8"?>
-<w:document xmlns:wpc="http://schemas.microsoft.com/office/word/2010/wordprocessingCanvas" xmlns:cx="http://schemas.microsoft.com/office/drawing/2014/chartex" xmlns:cx1="http://schemas.microsoft.com/office/drawing/2015/9/8/chartex" xmlns:cx2="http://schemas.microsoft.com/office/drawing/2015/10/21/chartex" xmlns:cx3="http://schemas.microsoft.com/office/drawing/2016/5/9/chartex" xmlns:cx4="http://schemas.microsoft.com/office/drawing/2016/5/10/chartex" xmlns:cx5="http://schemas.microsoft.com/office/drawing/2016/5/11/chartex" xmlns:cx6="http://schemas.microsoft.com/office/drawing/2016/5/12/chartex" xmlns:cx7="http://schemas.microsoft.com/office/drawing/2016/5/13/chartex" xmlns:cx8="http://schemas.microsoft.com/office/drawing/2016/5/14/chartex" xmlns:mc="http://schemas.openxmlformats.org/markup-compatibility/2006" xmlns:aink="http://schemas.microsoft.com/office/drawing/2016/ink" xmlns:am3d="http://schemas.microsoft.com/office/drawing/2017/model3d" xmlns:o="urn:schemas-microsoft-com:office:office" xmlns:oel="http://schemas.microsoft.com/office/2019/extlst" xmlns:r="http://schemas.openxmlformats.org/officeDocument/2006/relationships" xmlns:m="http://schemas.openxmlformats.org/officeDocument/2006/math" xmlns:v="urn:schemas-microsoft-com:vml" xmlns:wp14="http://schemas.microsoft.com/office/word/2010/wordprocessingDrawing" xmlns:wp="http://schemas.openxmlformats.org/drawingml/2006/wordprocessingDrawing" xmlns:w10="urn:schemas-microsoft-com:office:word" xmlns:w="http://schemas.openxmlformats.org/wordprocessingml/2006/main" xmlns:w14="http://schemas.microsoft.com/office/word/2010/wordml" xmlns:w15="http://schemas.microsoft.com/office/word/2012/wordml" xmlns:w16cex="http://schemas.microsoft.com/office/word/2018/wordml/cex" xmlns:w16cid="http://schemas.microsoft.com/office/word/2016/wordml/cid" xmlns:w16="http://schemas.microsoft.com/office/word/2018/wordml" xmlns:w16du="http://schemas.microsoft.com/office/word/2023/wordml/word16du" xmlns:w16sdtdh="http://schemas.microsoft.com/office/word/2020/wordml/sdtdatahash" xmlns:w16sdtfl="http://schemas.microsoft.com/office/word/2024/wordml/sdtformatlock" xmlns:w16se="http://schemas.microsoft.com/office/word/2015/wordml/symex" xmlns:wpg="http://schemas.microsoft.com/office/word/2010/wordprocessingGroup" xmlns:wpi="http://schemas.microsoft.com/office/word/2010/wordprocessingInk" xmlns:wne="http://schemas.microsoft.com/office/word/2006/wordml" xmlns:wps="http://schemas.microsoft.com/office/word/2010/wordprocessingShape" mc:Ignorable="w14 w15 w16se w16cid w16 w16cex w16sdtdh w16sdtfl w16du wp14">
+<w:document xmlns:wpc="http://schemas.microsoft.com/office/word/2010/wordprocessingCanvas" xmlns:cx="http://schemas.microsoft.com/office/drawing/2014/chartex" xmlns:cx1="http://schemas.microsoft.com/office/drawing/2015/9/8/chartex" xmlns:cx2="http://schemas.microsoft.com/office/drawing/2015/10/21/chartex" xmlns:cx3="http://schemas.microsoft.com/office/drawing/2016/5/9/chartex" xmlns:cx4="http://schemas.microsoft.com/office/drawing/2016/5/10/chartex" xmlns:cx5="http://schemas.microsoft.com/office/drawing/2016/5/11/chartex" xmlns:cx6="http://schemas.microsoft.com/office/drawing/2016/5/12/chartex" xmlns:cx7="http://schemas.microsoft.com/office/drawing/2016/5/13/chartex" xmlns:cx8="http://schemas.microsoft.com/office/drawing/2016/5/14/chartex" xmlns:mc="http://schemas.openxmlformats.org/markup-compatibility/2006" xmlns:m="http://schemas.openxmlformats.org/officeDocument/2006/math" xmlns:aink="http://schemas.microsoft.com/office/drawing/2016/ink" xmlns:am3d="http://schemas.microsoft.com/office/drawing/2017/model3d" xmlns:oel="http://schemas.microsoft.com/office/2019/extlst" xmlns:r="http://schemas.openxmlformats.org/officeDocument/2006/relationships" xmlns:wp14="http://schemas.microsoft.com/office/word/2010/wordprocessingDrawing" xmlns:wp="http://schemas.openxmlformats.org/drawingml/2006/wordprocessingDrawing" xmlns:wpg="http://schemas.microsoft.com/office/word/2010/wordprocessingGroup" xmlns:wpi="http://schemas.microsoft.com/office/word/2010/wordprocessingInk" xmlns:wps="http://schemas.microsoft.com/office/word/2010/wordprocessingShape" xmlns:o="urn:schemas-microsoft-com:office:office" xmlns:v="urn:schemas-microsoft-com:vml" xmlns:w10="urn:schemas-microsoft-com:office:word" xmlns:w="http://schemas.openxmlformats.org/wordprocessingml/2006/main" xmlns:w14="http://schemas.microsoft.com/office/word/2010/wordml" xmlns:w15="http://schemas.microsoft.com/office/word/2012/wordml" xmlns:w16cex="http://schemas.microsoft.com/office/word/2018/wordml/cex" xmlns:w16cid="http://schemas.microsoft.com/office/word/2016/wordml/cid" xmlns:w16="http://schemas.microsoft.com/office/word/2018/wordml" xmlns:w16sdtdh="http://schemas.microsoft.com/office/word/2020/wordml/sdtdatahash" xmlns:w16sdtfl="http://schemas.microsoft.com/office/word/2024/wordml/sdtformatlock" xmlns:w16se="http://schemas.microsoft.com/office/word/2015/wordml/symex" xmlns:w16du="http://schemas.microsoft.com/office/word/2023/wordml/word16du" xmlns:wne="http://schemas.microsoft.com/office/word/2006/wordml" mc:Ignorable="w14 w15 w16se w16cid w16 w16cex w16sdtdh w16sdtfl w16du wp14">
   <w:body>
     <w:p>
       <w:pPr>
@@ -121,7 +121,6 @@
     <w:p>
       <w:pPr>
         <w:snapToGrid w:val="0"/>
-        <w:spacing w:after="120"/>
         <w:rPr>
           <w:rFonts w:ascii="Calibri" w:hAnsi="Calibri" w:cs="Calibri"/>
           <w:color w:val="1F1F1F"/>
@@ -141,14 +140,42 @@
           <w:rFonts w:ascii="Calibri" w:hAnsi="Calibri" w:cs="Calibri"/>
           <w:color w:val="1F1F1F"/>
         </w:rPr>
-        <w:t> This module is created with the assistance of Google Gemin</w:t>
-      </w:r>
-      <w:r>
-        <w:rPr>
-          <w:rFonts w:ascii="Calibri" w:hAnsi="Calibri" w:cs="Calibri"/>
-          <w:color w:val="1F1F1F"/>
-        </w:rPr>
-        <w:t>i</w:t>
+        <w:t> </w:t>
+      </w:r>
+      <w:r>
+        <w:rPr>
+          <w:rFonts w:ascii="Calibri" w:hAnsi="Calibri" w:cs="Calibri"/>
+          <w:color w:val="1F1F1F"/>
+        </w:rPr>
+        <w:t xml:space="preserve">Google Gemini was used to improve clarity and organization of </w:t>
+      </w:r>
+      <w:r>
+        <w:rPr>
+          <w:rFonts w:ascii="Calibri" w:hAnsi="Calibri" w:cs="Calibri"/>
+          <w:color w:val="1F1F1F"/>
+        </w:rPr>
+        <w:t xml:space="preserve">the </w:t>
+      </w:r>
+      <w:r>
+        <w:rPr>
+          <w:rFonts w:ascii="Calibri" w:hAnsi="Calibri" w:cs="Calibri"/>
+          <w:color w:val="1F1F1F"/>
+        </w:rPr>
+        <w:t>activity’s</w:t>
+      </w:r>
+      <w:r>
+        <w:rPr>
+          <w:rFonts w:ascii="Calibri" w:hAnsi="Calibri" w:cs="Calibri"/>
+          <w:color w:val="1F1F1F"/>
+        </w:rPr>
+        <w:t xml:space="preserve"> written </w:t>
+      </w:r>
+      <w:r>
+        <w:rPr>
+          <w:rFonts w:ascii="Calibri" w:hAnsi="Calibri" w:cs="Calibri"/>
+          <w:color w:val="1F1F1F"/>
+        </w:rPr>
+        <w:t>instructions</w:t>
       </w:r>
       <w:r>
         <w:rPr>
@@ -157,6 +184,15 @@
         </w:rPr>
         <w:t>.</w:t>
       </w:r>
+    </w:p>
+    <w:p>
+      <w:pPr>
+        <w:snapToGrid w:val="0"/>
+        <w:rPr>
+          <w:rFonts w:ascii="Calibri" w:hAnsi="Calibri" w:cs="Calibri"/>
+          <w:color w:val="1F1F1F"/>
+        </w:rPr>
+      </w:pPr>
     </w:p>
     <w:p>
       <w:pPr>
@@ -187,12 +223,16 @@
         <w:rPr>
           <w:rFonts w:ascii="Calibri" w:hAnsi="Calibri" w:cs="Calibri"/>
           <w:color w:val="1F1F1F"/>
-        </w:rPr>
-      </w:pPr>
-      <w:r>
-        <w:rPr>
-          <w:rFonts w:ascii="Calibri" w:hAnsi="Calibri" w:cs="Calibri"/>
-          <w:color w:val="1F1F1F"/>
+          <w:sz w:val="22"/>
+          <w:szCs w:val="22"/>
+        </w:rPr>
+      </w:pPr>
+      <w:r>
+        <w:rPr>
+          <w:rFonts w:ascii="Calibri" w:hAnsi="Calibri" w:cs="Calibri"/>
+          <w:color w:val="1F1F1F"/>
+          <w:sz w:val="22"/>
+          <w:szCs w:val="22"/>
         </w:rPr>
         <w:t>By the end of this recitation, you will be able to:</w:t>
       </w:r>
@@ -208,12 +248,16 @@
         <w:rPr>
           <w:rFonts w:ascii="Calibri" w:hAnsi="Calibri" w:cs="Calibri"/>
           <w:color w:val="1F1F1F"/>
-        </w:rPr>
-      </w:pPr>
-      <w:r>
-        <w:rPr>
-          <w:rFonts w:ascii="Calibri" w:hAnsi="Calibri" w:cs="Calibri"/>
-          <w:color w:val="1F1F1F"/>
+          <w:sz w:val="22"/>
+          <w:szCs w:val="22"/>
+        </w:rPr>
+      </w:pPr>
+      <w:r>
+        <w:rPr>
+          <w:rFonts w:ascii="Calibri" w:hAnsi="Calibri" w:cs="Calibri"/>
+          <w:color w:val="1F1F1F"/>
+          <w:sz w:val="22"/>
+          <w:szCs w:val="22"/>
         </w:rPr>
         <w:t>Scientific Skills</w:t>
       </w:r>
@@ -230,6 +274,8 @@
         <w:rPr>
           <w:rFonts w:ascii="Calibri" w:hAnsi="Calibri" w:cs="Calibri"/>
           <w:color w:val="1F1F1F"/>
+          <w:sz w:val="22"/>
+          <w:szCs w:val="22"/>
         </w:rPr>
       </w:pPr>
       <w:r>
@@ -238,6 +284,8 @@
           <w:b/>
           <w:bCs/>
           <w:color w:val="1F1F1F"/>
+          <w:sz w:val="22"/>
+          <w:szCs w:val="22"/>
         </w:rPr>
         <w:t>Data Interpretation:</w:t>
       </w:r>
@@ -245,6 +293,8 @@
         <w:rPr>
           <w:rFonts w:ascii="Calibri" w:hAnsi="Calibri" w:cs="Calibri"/>
           <w:color w:val="1F1F1F"/>
+          <w:sz w:val="22"/>
+          <w:szCs w:val="22"/>
         </w:rPr>
         <w:t> </w:t>
       </w:r>
@@ -252,6 +302,8 @@
         <w:rPr>
           <w:rFonts w:ascii="Calibri" w:hAnsi="Calibri" w:cs="Calibri"/>
           <w:color w:val="1F1F1F"/>
+          <w:sz w:val="22"/>
+          <w:szCs w:val="22"/>
         </w:rPr>
         <w:t>Interpret and compare rate constants across temperatures and pHs in a table</w:t>
       </w:r>
@@ -259,6 +311,8 @@
         <w:rPr>
           <w:rFonts w:ascii="Calibri" w:hAnsi="Calibri" w:cs="Calibri"/>
           <w:color w:val="1F1F1F"/>
+          <w:sz w:val="22"/>
+          <w:szCs w:val="22"/>
         </w:rPr>
         <w:t>.</w:t>
       </w:r>
@@ -275,6 +329,8 @@
         <w:rPr>
           <w:rFonts w:ascii="Calibri" w:hAnsi="Calibri" w:cs="Calibri"/>
           <w:color w:val="1F1F1F"/>
+          <w:sz w:val="22"/>
+          <w:szCs w:val="22"/>
         </w:rPr>
       </w:pPr>
       <w:r>
@@ -283,6 +339,8 @@
           <w:b/>
           <w:bCs/>
           <w:color w:val="1F1F1F"/>
+          <w:sz w:val="22"/>
+          <w:szCs w:val="22"/>
         </w:rPr>
         <w:t>Graphical Representation:</w:t>
       </w:r>
@@ -290,6 +348,8 @@
         <w:rPr>
           <w:rFonts w:ascii="Calibri" w:hAnsi="Calibri" w:cs="Calibri"/>
           <w:color w:val="1F1F1F"/>
+          <w:sz w:val="22"/>
+          <w:szCs w:val="22"/>
         </w:rPr>
         <w:t> </w:t>
       </w:r>
@@ -298,6 +358,8 @@
           <w:rStyle w:val="md-ignore"/>
           <w:rFonts w:ascii="Calibri" w:hAnsi="Calibri" w:cs="Calibri"/>
           <w:color w:val="1F1F1F"/>
+          <w:sz w:val="22"/>
+          <w:szCs w:val="22"/>
         </w:rPr>
         <w:t>Visualize the differences between</w:t>
       </w:r>
@@ -306,6 +368,8 @@
           <w:rStyle w:val="apple-converted-space"/>
           <w:rFonts w:ascii="Calibri" w:eastAsia="Arial" w:hAnsi="Calibri" w:cs="Calibri"/>
           <w:color w:val="1F1F1F"/>
+          <w:sz w:val="22"/>
+          <w:szCs w:val="22"/>
         </w:rPr>
         <w:t> </w:t>
       </w:r>
@@ -314,6 +378,8 @@
           <w:rStyle w:val="mi"/>
           <w:rFonts w:ascii="Cambria Math" w:hAnsi="Cambria Math" w:cs="Cambria Math"/>
           <w:color w:val="1F1F1F"/>
+          <w:sz w:val="22"/>
+          <w:szCs w:val="22"/>
           <w:bdr w:val="none" w:sz="0" w:space="0" w:color="auto" w:frame="1"/>
         </w:rPr>
         <w:t>𝑘</w:t>
@@ -323,6 +389,8 @@
           <w:rStyle w:val="apple-converted-space"/>
           <w:rFonts w:ascii="Calibri" w:eastAsia="Arial" w:hAnsi="Calibri" w:cs="Calibri"/>
           <w:color w:val="1F1F1F"/>
+          <w:sz w:val="22"/>
+          <w:szCs w:val="22"/>
         </w:rPr>
         <w:t> </w:t>
       </w:r>
@@ -331,6 +399,8 @@
           <w:rStyle w:val="md-ignore"/>
           <w:rFonts w:ascii="Calibri" w:hAnsi="Calibri" w:cs="Calibri"/>
           <w:color w:val="1F1F1F"/>
+          <w:sz w:val="22"/>
+          <w:szCs w:val="22"/>
         </w:rPr>
         <w:t>as a function of</w:t>
       </w:r>
@@ -339,6 +409,8 @@
           <w:rStyle w:val="apple-converted-space"/>
           <w:rFonts w:ascii="Calibri" w:eastAsia="Arial" w:hAnsi="Calibri" w:cs="Calibri"/>
           <w:color w:val="1F1F1F"/>
+          <w:sz w:val="22"/>
+          <w:szCs w:val="22"/>
         </w:rPr>
         <w:t> </w:t>
       </w:r>
@@ -347,6 +419,8 @@
           <w:rStyle w:val="mi"/>
           <w:rFonts w:ascii="Cambria Math" w:hAnsi="Cambria Math" w:cs="Cambria Math"/>
           <w:color w:val="1F1F1F"/>
+          <w:sz w:val="22"/>
+          <w:szCs w:val="22"/>
           <w:bdr w:val="none" w:sz="0" w:space="0" w:color="auto" w:frame="1"/>
         </w:rPr>
         <w:t>𝑇</w:t>
@@ -356,6 +430,8 @@
           <w:rStyle w:val="apple-converted-space"/>
           <w:rFonts w:ascii="Calibri" w:eastAsia="Arial" w:hAnsi="Calibri" w:cs="Calibri"/>
           <w:color w:val="1F1F1F"/>
+          <w:sz w:val="22"/>
+          <w:szCs w:val="22"/>
         </w:rPr>
         <w:t> </w:t>
       </w:r>
@@ -364,6 +440,8 @@
           <w:rStyle w:val="md-ignore"/>
           <w:rFonts w:ascii="Calibri" w:hAnsi="Calibri" w:cs="Calibri"/>
           <w:color w:val="1F1F1F"/>
+          <w:sz w:val="22"/>
+          <w:szCs w:val="22"/>
         </w:rPr>
         <w:t>and</w:t>
       </w:r>
@@ -372,6 +450,8 @@
           <w:rStyle w:val="apple-converted-space"/>
           <w:rFonts w:ascii="Calibri" w:eastAsia="Arial" w:hAnsi="Calibri" w:cs="Calibri"/>
           <w:color w:val="1F1F1F"/>
+          <w:sz w:val="22"/>
+          <w:szCs w:val="22"/>
         </w:rPr>
         <w:t> </w:t>
       </w:r>
@@ -380,6 +460,8 @@
           <w:rStyle w:val="mtext"/>
           <w:rFonts w:ascii="Calibri" w:eastAsia="Arial" w:hAnsi="Calibri" w:cs="Calibri"/>
           <w:color w:val="1F1F1F"/>
+          <w:sz w:val="22"/>
+          <w:szCs w:val="22"/>
           <w:bdr w:val="none" w:sz="0" w:space="0" w:color="auto" w:frame="1"/>
         </w:rPr>
         <w:t>ln</w:t>
@@ -389,6 +471,8 @@
           <w:rStyle w:val="mi"/>
           <w:rFonts w:ascii="Cambria Math" w:hAnsi="Cambria Math" w:cs="Cambria Math"/>
           <w:color w:val="1F1F1F"/>
+          <w:sz w:val="22"/>
+          <w:szCs w:val="22"/>
           <w:bdr w:val="none" w:sz="0" w:space="0" w:color="auto" w:frame="1"/>
         </w:rPr>
         <w:t>𝑘</w:t>
@@ -398,6 +482,8 @@
           <w:rStyle w:val="apple-converted-space"/>
           <w:rFonts w:ascii="Calibri" w:eastAsia="Arial" w:hAnsi="Calibri" w:cs="Calibri"/>
           <w:color w:val="1F1F1F"/>
+          <w:sz w:val="22"/>
+          <w:szCs w:val="22"/>
         </w:rPr>
         <w:t> </w:t>
       </w:r>
@@ -406,6 +492,8 @@
           <w:rStyle w:val="md-ignore"/>
           <w:rFonts w:ascii="Calibri" w:hAnsi="Calibri" w:cs="Calibri"/>
           <w:color w:val="1F1F1F"/>
+          <w:sz w:val="22"/>
+          <w:szCs w:val="22"/>
         </w:rPr>
         <w:t>as a function of</w:t>
       </w:r>
@@ -414,6 +502,8 @@
           <w:rStyle w:val="apple-converted-space"/>
           <w:rFonts w:ascii="Calibri" w:eastAsia="Arial" w:hAnsi="Calibri" w:cs="Calibri"/>
           <w:color w:val="1F1F1F"/>
+          <w:sz w:val="22"/>
+          <w:szCs w:val="22"/>
         </w:rPr>
         <w:t> </w:t>
       </w:r>
@@ -422,6 +512,8 @@
           <w:rStyle w:val="mn"/>
           <w:rFonts w:ascii="Calibri" w:hAnsi="Calibri" w:cs="Calibri"/>
           <w:color w:val="1F1F1F"/>
+          <w:sz w:val="22"/>
+          <w:szCs w:val="22"/>
           <w:bdr w:val="none" w:sz="0" w:space="0" w:color="auto" w:frame="1"/>
         </w:rPr>
         <w:t>1</w:t>
@@ -431,6 +523,8 @@
           <w:rStyle w:val="mo"/>
           <w:rFonts w:ascii="Calibri" w:hAnsi="Calibri" w:cs="Calibri"/>
           <w:color w:val="1F1F1F"/>
+          <w:sz w:val="22"/>
+          <w:szCs w:val="22"/>
           <w:bdr w:val="none" w:sz="0" w:space="0" w:color="auto" w:frame="1"/>
         </w:rPr>
         <w:t>/</w:t>
@@ -440,6 +534,8 @@
           <w:rStyle w:val="mi"/>
           <w:rFonts w:ascii="Cambria Math" w:hAnsi="Cambria Math" w:cs="Cambria Math"/>
           <w:color w:val="1F1F1F"/>
+          <w:sz w:val="22"/>
+          <w:szCs w:val="22"/>
           <w:bdr w:val="none" w:sz="0" w:space="0" w:color="auto" w:frame="1"/>
         </w:rPr>
         <w:t>𝑇</w:t>
@@ -449,6 +545,8 @@
           <w:rStyle w:val="apple-converted-space"/>
           <w:rFonts w:ascii="Calibri" w:eastAsia="Arial" w:hAnsi="Calibri" w:cs="Calibri"/>
           <w:color w:val="1F1F1F"/>
+          <w:sz w:val="22"/>
+          <w:szCs w:val="22"/>
         </w:rPr>
         <w:t> </w:t>
       </w:r>
@@ -457,6 +555,8 @@
           <w:rStyle w:val="md-ignore"/>
           <w:rFonts w:ascii="Calibri" w:hAnsi="Calibri" w:cs="Calibri"/>
           <w:color w:val="1F1F1F"/>
+          <w:sz w:val="22"/>
+          <w:szCs w:val="22"/>
         </w:rPr>
         <w:t>for a reaction under different pHs using Python modeling.</w:t>
       </w:r>
@@ -473,6 +573,8 @@
         <w:rPr>
           <w:rFonts w:ascii="Calibri" w:hAnsi="Calibri" w:cs="Calibri"/>
           <w:color w:val="1F1F1F"/>
+          <w:sz w:val="22"/>
+          <w:szCs w:val="22"/>
         </w:rPr>
       </w:pPr>
       <w:r>
@@ -481,6 +583,8 @@
           <w:b/>
           <w:bCs/>
           <w:color w:val="1F1F1F"/>
+          <w:sz w:val="22"/>
+          <w:szCs w:val="22"/>
         </w:rPr>
         <w:t>Mathematical Modeling:</w:t>
       </w:r>
@@ -488,6 +592,8 @@
         <w:rPr>
           <w:rFonts w:ascii="Calibri" w:hAnsi="Calibri" w:cs="Calibri"/>
           <w:color w:val="1F1F1F"/>
+          <w:sz w:val="22"/>
+          <w:szCs w:val="22"/>
         </w:rPr>
         <w:t> </w:t>
       </w:r>
@@ -496,6 +602,8 @@
           <w:rStyle w:val="md-ignore"/>
           <w:rFonts w:ascii="Calibri" w:hAnsi="Calibri" w:cs="Calibri"/>
           <w:color w:val="1F1F1F"/>
+          <w:sz w:val="22"/>
+          <w:szCs w:val="22"/>
         </w:rPr>
         <w:t>Analyze how the slopes and y-intercept of the graph relate to reaction activation energies</w:t>
       </w:r>
@@ -504,6 +612,8 @@
           <w:rStyle w:val="apple-converted-space"/>
           <w:rFonts w:ascii="Calibri" w:eastAsia="Arial" w:hAnsi="Calibri" w:cs="Calibri"/>
           <w:color w:val="1F1F1F"/>
+          <w:sz w:val="22"/>
+          <w:szCs w:val="22"/>
         </w:rPr>
         <w:t> </w:t>
       </w:r>
@@ -512,6 +622,8 @@
           <w:rStyle w:val="mi"/>
           <w:rFonts w:ascii="Cambria Math" w:hAnsi="Cambria Math" w:cs="Cambria Math"/>
           <w:color w:val="1F1F1F"/>
+          <w:sz w:val="22"/>
+          <w:szCs w:val="22"/>
           <w:bdr w:val="none" w:sz="0" w:space="0" w:color="auto" w:frame="1"/>
         </w:rPr>
         <w:t>𝐸</w:t>
@@ -521,6 +633,8 @@
           <w:rStyle w:val="mi"/>
           <w:rFonts w:ascii="Cambria Math" w:hAnsi="Cambria Math" w:cs="Cambria Math"/>
           <w:color w:val="1F1F1F"/>
+          <w:sz w:val="22"/>
+          <w:szCs w:val="22"/>
           <w:bdr w:val="none" w:sz="0" w:space="0" w:color="auto" w:frame="1"/>
           <w:vertAlign w:val="subscript"/>
         </w:rPr>
@@ -531,6 +645,8 @@
           <w:rStyle w:val="apple-converted-space"/>
           <w:rFonts w:ascii="Calibri" w:eastAsia="Arial" w:hAnsi="Calibri" w:cs="Calibri"/>
           <w:color w:val="1F1F1F"/>
+          <w:sz w:val="22"/>
+          <w:szCs w:val="22"/>
         </w:rPr>
         <w:t> </w:t>
       </w:r>
@@ -539,6 +655,8 @@
           <w:rStyle w:val="md-ignore"/>
           <w:rFonts w:ascii="Calibri" w:hAnsi="Calibri" w:cs="Calibri"/>
           <w:color w:val="1F1F1F"/>
+          <w:sz w:val="22"/>
+          <w:szCs w:val="22"/>
         </w:rPr>
         <w:t>and frequency factor</w:t>
       </w:r>
@@ -547,6 +665,8 @@
           <w:rStyle w:val="apple-converted-space"/>
           <w:rFonts w:ascii="Calibri" w:eastAsia="Arial" w:hAnsi="Calibri" w:cs="Calibri"/>
           <w:color w:val="1F1F1F"/>
+          <w:sz w:val="22"/>
+          <w:szCs w:val="22"/>
         </w:rPr>
         <w:t> </w:t>
       </w:r>
@@ -555,6 +675,8 @@
           <w:rStyle w:val="mi"/>
           <w:rFonts w:ascii="Cambria Math" w:hAnsi="Cambria Math" w:cs="Cambria Math"/>
           <w:color w:val="1F1F1F"/>
+          <w:sz w:val="22"/>
+          <w:szCs w:val="22"/>
           <w:bdr w:val="none" w:sz="0" w:space="0" w:color="auto" w:frame="1"/>
         </w:rPr>
         <w:t>𝐴</w:t>
@@ -564,6 +686,8 @@
           <w:rStyle w:val="md-ignore"/>
           <w:rFonts w:ascii="Calibri" w:hAnsi="Calibri" w:cs="Calibri"/>
           <w:color w:val="1F1F1F"/>
+          <w:sz w:val="22"/>
+          <w:szCs w:val="22"/>
         </w:rPr>
         <w:t>.</w:t>
       </w:r>
@@ -579,12 +703,16 @@
         <w:rPr>
           <w:rFonts w:ascii="Calibri" w:hAnsi="Calibri" w:cs="Calibri"/>
           <w:color w:val="1F1F1F"/>
-        </w:rPr>
-      </w:pPr>
-      <w:r>
-        <w:rPr>
-          <w:rFonts w:ascii="Calibri" w:hAnsi="Calibri" w:cs="Calibri"/>
-          <w:color w:val="1F1F1F"/>
+          <w:sz w:val="22"/>
+          <w:szCs w:val="22"/>
+        </w:rPr>
+      </w:pPr>
+      <w:r>
+        <w:rPr>
+          <w:rFonts w:ascii="Calibri" w:hAnsi="Calibri" w:cs="Calibri"/>
+          <w:color w:val="1F1F1F"/>
+          <w:sz w:val="22"/>
+          <w:szCs w:val="22"/>
         </w:rPr>
         <w:t>Cyberinfrastructure Skills</w:t>
       </w:r>
@@ -601,6 +729,8 @@
         <w:rPr>
           <w:rFonts w:ascii="Calibri" w:hAnsi="Calibri" w:cs="Calibri"/>
           <w:color w:val="1F1F1F"/>
+          <w:sz w:val="22"/>
+          <w:szCs w:val="22"/>
         </w:rPr>
       </w:pPr>
       <w:r>
@@ -609,6 +739,8 @@
           <w:b/>
           <w:bCs/>
           <w:color w:val="1F1F1F"/>
+          <w:sz w:val="22"/>
+          <w:szCs w:val="22"/>
         </w:rPr>
         <w:t>Data Handling:</w:t>
       </w:r>
@@ -616,6 +748,8 @@
         <w:rPr>
           <w:rFonts w:ascii="Calibri" w:hAnsi="Calibri" w:cs="Calibri"/>
           <w:color w:val="1F1F1F"/>
+          <w:sz w:val="22"/>
+          <w:szCs w:val="22"/>
         </w:rPr>
         <w:t xml:space="preserve"> Import and load a CSV file into a Pandas </w:t>
       </w:r>
@@ -624,6 +758,8 @@
         <w:rPr>
           <w:rFonts w:ascii="Calibri" w:hAnsi="Calibri" w:cs="Calibri"/>
           <w:color w:val="1F1F1F"/>
+          <w:sz w:val="22"/>
+          <w:szCs w:val="22"/>
         </w:rPr>
         <w:t>DataFrame</w:t>
       </w:r>
@@ -632,6 +768,8 @@
         <w:rPr>
           <w:rFonts w:ascii="Calibri" w:hAnsi="Calibri" w:cs="Calibri"/>
           <w:color w:val="1F1F1F"/>
+          <w:sz w:val="22"/>
+          <w:szCs w:val="22"/>
         </w:rPr>
         <w:t>.</w:t>
       </w:r>
@@ -648,6 +786,8 @@
         <w:rPr>
           <w:rFonts w:ascii="Calibri" w:hAnsi="Calibri" w:cs="Calibri"/>
           <w:color w:val="1F1F1F"/>
+          <w:sz w:val="22"/>
+          <w:szCs w:val="22"/>
         </w:rPr>
       </w:pPr>
       <w:r>
@@ -656,6 +796,8 @@
           <w:b/>
           <w:bCs/>
           <w:color w:val="1F1F1F"/>
+          <w:sz w:val="22"/>
+          <w:szCs w:val="22"/>
         </w:rPr>
         <w:t>Python Programming:</w:t>
       </w:r>
@@ -672,12 +814,16 @@
         <w:rPr>
           <w:rFonts w:ascii="Calibri" w:hAnsi="Calibri" w:cs="Calibri"/>
           <w:color w:val="1F1F1F"/>
-        </w:rPr>
-      </w:pPr>
-      <w:r>
-        <w:rPr>
-          <w:rFonts w:ascii="Calibri" w:hAnsi="Calibri" w:cs="Calibri"/>
-          <w:color w:val="1F1F1F"/>
+          <w:sz w:val="22"/>
+          <w:szCs w:val="22"/>
+        </w:rPr>
+      </w:pPr>
+      <w:r>
+        <w:rPr>
+          <w:rFonts w:ascii="Calibri" w:hAnsi="Calibri" w:cs="Calibri"/>
+          <w:color w:val="1F1F1F"/>
+          <w:sz w:val="22"/>
+          <w:szCs w:val="22"/>
         </w:rPr>
         <w:t>Access and open a notebook in Google Colab</w:t>
       </w:r>
@@ -694,12 +840,16 @@
         <w:rPr>
           <w:rFonts w:ascii="Calibri" w:hAnsi="Calibri" w:cs="Calibri"/>
           <w:color w:val="1F1F1F"/>
-        </w:rPr>
-      </w:pPr>
-      <w:r>
-        <w:rPr>
-          <w:rFonts w:ascii="Calibri" w:hAnsi="Calibri" w:cs="Calibri"/>
-          <w:color w:val="1F1F1F"/>
+          <w:sz w:val="22"/>
+          <w:szCs w:val="22"/>
+        </w:rPr>
+      </w:pPr>
+      <w:r>
+        <w:rPr>
+          <w:rFonts w:ascii="Calibri" w:hAnsi="Calibri" w:cs="Calibri"/>
+          <w:color w:val="1F1F1F"/>
+          <w:sz w:val="22"/>
+          <w:szCs w:val="22"/>
         </w:rPr>
         <w:t>Identify and use the key components of the Google Colab interface (code cells, text cells, run button).</w:t>
       </w:r>
@@ -716,12 +866,16 @@
         <w:rPr>
           <w:rFonts w:ascii="Calibri" w:hAnsi="Calibri" w:cs="Calibri"/>
           <w:color w:val="1F1F1F"/>
-        </w:rPr>
-      </w:pPr>
-      <w:r>
-        <w:rPr>
-          <w:rFonts w:ascii="Calibri" w:hAnsi="Calibri" w:cs="Calibri"/>
-          <w:color w:val="1F1F1F"/>
+          <w:sz w:val="22"/>
+          <w:szCs w:val="22"/>
+        </w:rPr>
+      </w:pPr>
+      <w:r>
+        <w:rPr>
+          <w:rFonts w:ascii="Calibri" w:hAnsi="Calibri" w:cs="Calibri"/>
+          <w:color w:val="1F1F1F"/>
+          <w:sz w:val="22"/>
+          <w:szCs w:val="22"/>
         </w:rPr>
         <w:t>Read and understand a Python script with comments.</w:t>
       </w:r>
@@ -738,12 +892,16 @@
         <w:rPr>
           <w:rFonts w:ascii="Calibri" w:hAnsi="Calibri" w:cs="Calibri"/>
           <w:color w:val="1F1F1F"/>
-        </w:rPr>
-      </w:pPr>
-      <w:r>
-        <w:rPr>
-          <w:rFonts w:ascii="Calibri" w:hAnsi="Calibri" w:cs="Calibri"/>
-          <w:color w:val="1F1F1F"/>
+          <w:sz w:val="22"/>
+          <w:szCs w:val="22"/>
+        </w:rPr>
+      </w:pPr>
+      <w:r>
+        <w:rPr>
+          <w:rFonts w:ascii="Calibri" w:hAnsi="Calibri" w:cs="Calibri"/>
+          <w:color w:val="1F1F1F"/>
+          <w:sz w:val="22"/>
+          <w:szCs w:val="22"/>
         </w:rPr>
         <w:t>Run a Python script and interpret its output.</w:t>
       </w:r>
@@ -760,6 +918,8 @@
         <w:rPr>
           <w:rFonts w:ascii="Calibri" w:hAnsi="Calibri" w:cs="Calibri"/>
           <w:color w:val="1F1F1F"/>
+          <w:sz w:val="22"/>
+          <w:szCs w:val="22"/>
         </w:rPr>
       </w:pPr>
       <w:r>
@@ -768,6 +928,8 @@
           <w:b/>
           <w:bCs/>
           <w:color w:val="1F1F1F"/>
+          <w:sz w:val="22"/>
+          <w:szCs w:val="22"/>
         </w:rPr>
         <w:t>Data Cleaning/Transformation:</w:t>
       </w:r>
@@ -775,6 +937,8 @@
         <w:rPr>
           <w:rFonts w:ascii="Calibri" w:hAnsi="Calibri" w:cs="Calibri"/>
           <w:color w:val="1F1F1F"/>
+          <w:sz w:val="22"/>
+          <w:szCs w:val="22"/>
         </w:rPr>
         <w:t> Create new columns using mathematical models.</w:t>
       </w:r>
@@ -791,6 +955,8 @@
         <w:rPr>
           <w:rFonts w:ascii="Calibri" w:hAnsi="Calibri" w:cs="Calibri"/>
           <w:color w:val="1F1F1F"/>
+          <w:sz w:val="22"/>
+          <w:szCs w:val="22"/>
         </w:rPr>
       </w:pPr>
       <w:r>
@@ -799,6 +965,8 @@
           <w:b/>
           <w:bCs/>
           <w:color w:val="1F1F1F"/>
+          <w:sz w:val="22"/>
+          <w:szCs w:val="22"/>
         </w:rPr>
         <w:t>Data Visualization:</w:t>
       </w:r>
@@ -806,6 +974,8 @@
         <w:rPr>
           <w:rFonts w:ascii="Calibri" w:hAnsi="Calibri" w:cs="Calibri"/>
           <w:color w:val="1F1F1F"/>
+          <w:sz w:val="22"/>
+          <w:szCs w:val="22"/>
         </w:rPr>
         <w:t> Generate a scatter plot and a linear regression line using Python libraries (e.g., Pandas, Matplotlib, NumPy/SciPy).</w:t>
       </w:r>
@@ -822,6 +992,8 @@
         <w:rPr>
           <w:rFonts w:ascii="Calibri" w:hAnsi="Calibri" w:cs="Calibri"/>
           <w:color w:val="1F1F1F"/>
+          <w:sz w:val="22"/>
+          <w:szCs w:val="22"/>
         </w:rPr>
       </w:pPr>
       <w:r>
@@ -830,6 +1002,8 @@
           <w:b/>
           <w:bCs/>
           <w:color w:val="1F1F1F"/>
+          <w:sz w:val="22"/>
+          <w:szCs w:val="22"/>
         </w:rPr>
         <w:t>Computational Analysis:</w:t>
       </w:r>
@@ -837,6 +1011,8 @@
         <w:rPr>
           <w:rFonts w:ascii="Calibri" w:hAnsi="Calibri" w:cs="Calibri"/>
           <w:color w:val="1F1F1F"/>
+          <w:sz w:val="22"/>
+          <w:szCs w:val="22"/>
         </w:rPr>
         <w:t> Perform a linear fit to find the slope and intercept.</w:t>
       </w:r>
@@ -853,6 +1029,8 @@
         <w:rPr>
           <w:rFonts w:ascii="Calibri" w:hAnsi="Calibri" w:cs="Calibri"/>
           <w:color w:val="1F1F1F"/>
+          <w:sz w:val="22"/>
+          <w:szCs w:val="22"/>
         </w:rPr>
       </w:pPr>
       <w:r>
@@ -861,6 +1039,8 @@
           <w:b/>
           <w:bCs/>
           <w:color w:val="1F1F1F"/>
+          <w:sz w:val="22"/>
+          <w:szCs w:val="22"/>
         </w:rPr>
         <w:t>AI Literacy:</w:t>
       </w:r>
@@ -868,6 +1048,8 @@
         <w:rPr>
           <w:rFonts w:ascii="Calibri" w:hAnsi="Calibri" w:cs="Calibri"/>
           <w:color w:val="1F1F1F"/>
+          <w:sz w:val="22"/>
+          <w:szCs w:val="22"/>
         </w:rPr>
         <w:t> Formulate effective and specific prompts to get the most out of an AI assistant.</w:t>
       </w:r>
@@ -899,6 +1081,8 @@
         <w:spacing w:before="0" w:beforeAutospacing="0" w:after="120" w:afterAutospacing="0"/>
         <w:rPr>
           <w:rFonts w:ascii="Calibri" w:hAnsi="Calibri" w:cs="Calibri"/>
+          <w:sz w:val="22"/>
+          <w:szCs w:val="22"/>
         </w:rPr>
       </w:pPr>
       <w:proofErr w:type="spellStart"/>
@@ -907,6 +1091,8 @@
           <w:rFonts w:ascii="Calibri" w:hAnsi="Calibri" w:cs="Calibri"/>
           <w:b/>
           <w:bCs/>
+          <w:sz w:val="22"/>
+          <w:szCs w:val="22"/>
         </w:rPr>
         <w:t>Epalrestat</w:t>
       </w:r>
@@ -916,12 +1102,16 @@
           <w:rFonts w:ascii="Calibri" w:hAnsi="Calibri" w:cs="Calibri"/>
           <w:b/>
           <w:bCs/>
+          <w:sz w:val="22"/>
+          <w:szCs w:val="22"/>
         </w:rPr>
         <w:t xml:space="preserve"> experimental data</w:t>
       </w:r>
       <w:r>
         <w:rPr>
           <w:rFonts w:ascii="Calibri" w:hAnsi="Calibri" w:cs="Calibri"/>
+          <w:sz w:val="22"/>
+          <w:szCs w:val="22"/>
         </w:rPr>
         <w:t xml:space="preserve"> taken from Sun et al., Journal of Pharmaceutical Analysis (2019), Vol. 9, 423 - 430, </w:t>
       </w:r>
@@ -930,6 +1120,8 @@
           <w:rPr>
             <w:rStyle w:val="Hyperlink"/>
             <w:rFonts w:ascii="Calibri" w:eastAsia="Arial" w:hAnsi="Calibri" w:cs="Calibri"/>
+            <w:sz w:val="22"/>
+            <w:szCs w:val="22"/>
           </w:rPr>
           <w:t>https://doi.org/10.1016/j.jpha.2018.08.002</w:t>
         </w:r>
@@ -940,6 +1132,8 @@
         <w:snapToGrid w:val="0"/>
         <w:rPr>
           <w:rFonts w:ascii="Calibri" w:hAnsi="Calibri" w:cs="Calibri"/>
+          <w:sz w:val="22"/>
+          <w:szCs w:val="22"/>
         </w:rPr>
       </w:pPr>
       <w:r>
@@ -947,12 +1141,16 @@
           <w:rFonts w:ascii="Calibri" w:hAnsi="Calibri" w:cs="Calibri"/>
           <w:b/>
           <w:bCs/>
+          <w:sz w:val="22"/>
+          <w:szCs w:val="22"/>
         </w:rPr>
         <w:t>Ibuprofen experimental data</w:t>
       </w:r>
       <w:r>
         <w:rPr>
           <w:rFonts w:ascii="Calibri" w:hAnsi="Calibri" w:cs="Calibri"/>
+          <w:sz w:val="22"/>
+          <w:szCs w:val="22"/>
         </w:rPr>
         <w:t xml:space="preserve"> taken from Atiq-</w:t>
       </w:r>
@@ -960,6 +1158,8 @@
       <w:r>
         <w:rPr>
           <w:rFonts w:ascii="Calibri" w:hAnsi="Calibri" w:cs="Calibri"/>
+          <w:sz w:val="22"/>
+          <w:szCs w:val="22"/>
         </w:rPr>
         <w:t>ur</w:t>
       </w:r>
@@ -967,6 +1167,8 @@
       <w:r>
         <w:rPr>
           <w:rFonts w:ascii="Calibri" w:hAnsi="Calibri" w:cs="Calibri"/>
+          <w:sz w:val="22"/>
+          <w:szCs w:val="22"/>
         </w:rPr>
         <w:t xml:space="preserve">-Rehman et al., Asian J. Chem. Vol. 24, No. 11 (2012), 4939-4943, </w:t>
       </w:r>
@@ -975,6 +1177,8 @@
           <w:rPr>
             <w:rStyle w:val="Hyperlink"/>
             <w:rFonts w:ascii="Calibri" w:hAnsi="Calibri" w:cs="Calibri"/>
+            <w:sz w:val="22"/>
+            <w:szCs w:val="22"/>
           </w:rPr>
           <w:t>https://asianpubs.org/index.php/ajchem/article/view/9801</w:t>
         </w:r>
@@ -4788,7 +4992,7 @@
 </file>
 
 <file path=word/endnotes.xml><?xml version="1.0" encoding="utf-8"?>
-<w:endnotes xmlns:wpc="http://schemas.microsoft.com/office/word/2010/wordprocessingCanvas" xmlns:cx="http://schemas.microsoft.com/office/drawing/2014/chartex" xmlns:cx1="http://schemas.microsoft.com/office/drawing/2015/9/8/chartex" xmlns:cx2="http://schemas.microsoft.com/office/drawing/2015/10/21/chartex" xmlns:cx3="http://schemas.microsoft.com/office/drawing/2016/5/9/chartex" xmlns:cx4="http://schemas.microsoft.com/office/drawing/2016/5/10/chartex" xmlns:cx5="http://schemas.microsoft.com/office/drawing/2016/5/11/chartex" xmlns:cx6="http://schemas.microsoft.com/office/drawing/2016/5/12/chartex" xmlns:cx7="http://schemas.microsoft.com/office/drawing/2016/5/13/chartex" xmlns:cx8="http://schemas.microsoft.com/office/drawing/2016/5/14/chartex" xmlns:mc="http://schemas.openxmlformats.org/markup-compatibility/2006" xmlns:aink="http://schemas.microsoft.com/office/drawing/2016/ink" xmlns:am3d="http://schemas.microsoft.com/office/drawing/2017/model3d" xmlns:o="urn:schemas-microsoft-com:office:office" xmlns:oel="http://schemas.microsoft.com/office/2019/extlst" xmlns:r="http://schemas.openxmlformats.org/officeDocument/2006/relationships" xmlns:m="http://schemas.openxmlformats.org/officeDocument/2006/math" xmlns:v="urn:schemas-microsoft-com:vml" xmlns:wp14="http://schemas.microsoft.com/office/word/2010/wordprocessingDrawing" xmlns:wp="http://schemas.openxmlformats.org/drawingml/2006/wordprocessingDrawing" xmlns:w10="urn:schemas-microsoft-com:office:word" xmlns:w="http://schemas.openxmlformats.org/wordprocessingml/2006/main" xmlns:w14="http://schemas.microsoft.com/office/word/2010/wordml" xmlns:w15="http://schemas.microsoft.com/office/word/2012/wordml" xmlns:w16cex="http://schemas.microsoft.com/office/word/2018/wordml/cex" xmlns:w16cid="http://schemas.microsoft.com/office/word/2016/wordml/cid" xmlns:w16="http://schemas.microsoft.com/office/word/2018/wordml" xmlns:w16du="http://schemas.microsoft.com/office/word/2023/wordml/word16du" xmlns:w16sdtdh="http://schemas.microsoft.com/office/word/2020/wordml/sdtdatahash" xmlns:w16sdtfl="http://schemas.microsoft.com/office/word/2024/wordml/sdtformatlock" xmlns:w16se="http://schemas.microsoft.com/office/word/2015/wordml/symex" xmlns:wpg="http://schemas.microsoft.com/office/word/2010/wordprocessingGroup" xmlns:wpi="http://schemas.microsoft.com/office/word/2010/wordprocessingInk" xmlns:wne="http://schemas.microsoft.com/office/word/2006/wordml" xmlns:wps="http://schemas.microsoft.com/office/word/2010/wordprocessingShape" mc:Ignorable="w14 w15 w16se w16cid w16 w16cex w16sdtdh w16sdtfl w16du wp14">
+<w:endnotes xmlns:wpc="http://schemas.microsoft.com/office/word/2010/wordprocessingCanvas" xmlns:cx="http://schemas.microsoft.com/office/drawing/2014/chartex" xmlns:cx1="http://schemas.microsoft.com/office/drawing/2015/9/8/chartex" xmlns:cx2="http://schemas.microsoft.com/office/drawing/2015/10/21/chartex" xmlns:cx3="http://schemas.microsoft.com/office/drawing/2016/5/9/chartex" xmlns:cx4="http://schemas.microsoft.com/office/drawing/2016/5/10/chartex" xmlns:cx5="http://schemas.microsoft.com/office/drawing/2016/5/11/chartex" xmlns:cx6="http://schemas.microsoft.com/office/drawing/2016/5/12/chartex" xmlns:cx7="http://schemas.microsoft.com/office/drawing/2016/5/13/chartex" xmlns:cx8="http://schemas.microsoft.com/office/drawing/2016/5/14/chartex" xmlns:mc="http://schemas.openxmlformats.org/markup-compatibility/2006" xmlns:m="http://schemas.openxmlformats.org/officeDocument/2006/math" xmlns:aink="http://schemas.microsoft.com/office/drawing/2016/ink" xmlns:am3d="http://schemas.microsoft.com/office/drawing/2017/model3d" xmlns:oel="http://schemas.microsoft.com/office/2019/extlst" xmlns:r="http://schemas.openxmlformats.org/officeDocument/2006/relationships" xmlns:wp14="http://schemas.microsoft.com/office/word/2010/wordprocessingDrawing" xmlns:wp="http://schemas.openxmlformats.org/drawingml/2006/wordprocessingDrawing" xmlns:wpg="http://schemas.microsoft.com/office/word/2010/wordprocessingGroup" xmlns:wpi="http://schemas.microsoft.com/office/word/2010/wordprocessingInk" xmlns:wps="http://schemas.microsoft.com/office/word/2010/wordprocessingShape" xmlns:o="urn:schemas-microsoft-com:office:office" xmlns:v="urn:schemas-microsoft-com:vml" xmlns:w10="urn:schemas-microsoft-com:office:word" xmlns:w="http://schemas.openxmlformats.org/wordprocessingml/2006/main" xmlns:w14="http://schemas.microsoft.com/office/word/2010/wordml" xmlns:w15="http://schemas.microsoft.com/office/word/2012/wordml" xmlns:w16cex="http://schemas.microsoft.com/office/word/2018/wordml/cex" xmlns:w16cid="http://schemas.microsoft.com/office/word/2016/wordml/cid" xmlns:w16="http://schemas.microsoft.com/office/word/2018/wordml" xmlns:w16sdtdh="http://schemas.microsoft.com/office/word/2020/wordml/sdtdatahash" xmlns:w16sdtfl="http://schemas.microsoft.com/office/word/2024/wordml/sdtformatlock" xmlns:w16se="http://schemas.microsoft.com/office/word/2015/wordml/symex" xmlns:w16du="http://schemas.microsoft.com/office/word/2023/wordml/word16du" xmlns:wne="http://schemas.microsoft.com/office/word/2006/wordml" mc:Ignorable="w14 w15 w16se w16cid w16 w16cex w16sdtdh w16sdtfl w16du wp14">
   <w:endnote w:type="separator" w:id="-1">
     <w:p>
       <w:r>
@@ -4807,7 +5011,7 @@
 </file>
 
 <file path=word/footer1.xml><?xml version="1.0" encoding="utf-8"?>
-<w:ftr xmlns:wpc="http://schemas.microsoft.com/office/word/2010/wordprocessingCanvas" xmlns:cx="http://schemas.microsoft.com/office/drawing/2014/chartex" xmlns:cx1="http://schemas.microsoft.com/office/drawing/2015/9/8/chartex" xmlns:cx2="http://schemas.microsoft.com/office/drawing/2015/10/21/chartex" xmlns:cx3="http://schemas.microsoft.com/office/drawing/2016/5/9/chartex" xmlns:cx4="http://schemas.microsoft.com/office/drawing/2016/5/10/chartex" xmlns:cx5="http://schemas.microsoft.com/office/drawing/2016/5/11/chartex" xmlns:cx6="http://schemas.microsoft.com/office/drawing/2016/5/12/chartex" xmlns:cx7="http://schemas.microsoft.com/office/drawing/2016/5/13/chartex" xmlns:cx8="http://schemas.microsoft.com/office/drawing/2016/5/14/chartex" xmlns:mc="http://schemas.openxmlformats.org/markup-compatibility/2006" xmlns:aink="http://schemas.microsoft.com/office/drawing/2016/ink" xmlns:am3d="http://schemas.microsoft.com/office/drawing/2017/model3d" xmlns:o="urn:schemas-microsoft-com:office:office" xmlns:oel="http://schemas.microsoft.com/office/2019/extlst" xmlns:r="http://schemas.openxmlformats.org/officeDocument/2006/relationships" xmlns:m="http://schemas.openxmlformats.org/officeDocument/2006/math" xmlns:v="urn:schemas-microsoft-com:vml" xmlns:wp14="http://schemas.microsoft.com/office/word/2010/wordprocessingDrawing" xmlns:wp="http://schemas.openxmlformats.org/drawingml/2006/wordprocessingDrawing" xmlns:w10="urn:schemas-microsoft-com:office:word" xmlns:w="http://schemas.openxmlformats.org/wordprocessingml/2006/main" xmlns:w14="http://schemas.microsoft.com/office/word/2010/wordml" xmlns:w15="http://schemas.microsoft.com/office/word/2012/wordml" xmlns:w16cex="http://schemas.microsoft.com/office/word/2018/wordml/cex" xmlns:w16cid="http://schemas.microsoft.com/office/word/2016/wordml/cid" xmlns:w16="http://schemas.microsoft.com/office/word/2018/wordml" xmlns:w16du="http://schemas.microsoft.com/office/word/2023/wordml/word16du" xmlns:w16sdtdh="http://schemas.microsoft.com/office/word/2020/wordml/sdtdatahash" xmlns:w16sdtfl="http://schemas.microsoft.com/office/word/2024/wordml/sdtformatlock" xmlns:w16se="http://schemas.microsoft.com/office/word/2015/wordml/symex" xmlns:wpg="http://schemas.microsoft.com/office/word/2010/wordprocessingGroup" xmlns:wpi="http://schemas.microsoft.com/office/word/2010/wordprocessingInk" xmlns:wne="http://schemas.microsoft.com/office/word/2006/wordml" xmlns:wps="http://schemas.microsoft.com/office/word/2010/wordprocessingShape" mc:Ignorable="w14 w15 w16se w16cid w16 w16cex w16sdtdh w16sdtfl w16du wp14">
+<w:ftr xmlns:wpc="http://schemas.microsoft.com/office/word/2010/wordprocessingCanvas" xmlns:cx="http://schemas.microsoft.com/office/drawing/2014/chartex" xmlns:cx1="http://schemas.microsoft.com/office/drawing/2015/9/8/chartex" xmlns:cx2="http://schemas.microsoft.com/office/drawing/2015/10/21/chartex" xmlns:cx3="http://schemas.microsoft.com/office/drawing/2016/5/9/chartex" xmlns:cx4="http://schemas.microsoft.com/office/drawing/2016/5/10/chartex" xmlns:cx5="http://schemas.microsoft.com/office/drawing/2016/5/11/chartex" xmlns:cx6="http://schemas.microsoft.com/office/drawing/2016/5/12/chartex" xmlns:cx7="http://schemas.microsoft.com/office/drawing/2016/5/13/chartex" xmlns:cx8="http://schemas.microsoft.com/office/drawing/2016/5/14/chartex" xmlns:mc="http://schemas.openxmlformats.org/markup-compatibility/2006" xmlns:m="http://schemas.openxmlformats.org/officeDocument/2006/math" xmlns:aink="http://schemas.microsoft.com/office/drawing/2016/ink" xmlns:am3d="http://schemas.microsoft.com/office/drawing/2017/model3d" xmlns:oel="http://schemas.microsoft.com/office/2019/extlst" xmlns:r="http://schemas.openxmlformats.org/officeDocument/2006/relationships" xmlns:wp14="http://schemas.microsoft.com/office/word/2010/wordprocessingDrawing" xmlns:wp="http://schemas.openxmlformats.org/drawingml/2006/wordprocessingDrawing" xmlns:wpg="http://schemas.microsoft.com/office/word/2010/wordprocessingGroup" xmlns:wpi="http://schemas.microsoft.com/office/word/2010/wordprocessingInk" xmlns:wps="http://schemas.microsoft.com/office/word/2010/wordprocessingShape" xmlns:o="urn:schemas-microsoft-com:office:office" xmlns:v="urn:schemas-microsoft-com:vml" xmlns:w10="urn:schemas-microsoft-com:office:word" xmlns:w="http://schemas.openxmlformats.org/wordprocessingml/2006/main" xmlns:w14="http://schemas.microsoft.com/office/word/2010/wordml" xmlns:w15="http://schemas.microsoft.com/office/word/2012/wordml" xmlns:w16cex="http://schemas.microsoft.com/office/word/2018/wordml/cex" xmlns:w16cid="http://schemas.microsoft.com/office/word/2016/wordml/cid" xmlns:w16="http://schemas.microsoft.com/office/word/2018/wordml" xmlns:w16sdtdh="http://schemas.microsoft.com/office/word/2020/wordml/sdtdatahash" xmlns:w16sdtfl="http://schemas.microsoft.com/office/word/2024/wordml/sdtformatlock" xmlns:w16se="http://schemas.microsoft.com/office/word/2015/wordml/symex" xmlns:w16du="http://schemas.microsoft.com/office/word/2023/wordml/word16du" xmlns:wne="http://schemas.microsoft.com/office/word/2006/wordml" mc:Ignorable="w14 w15 w16se w16cid w16 w16cex w16sdtdh w16sdtfl w16du wp14">
   <w:p>
     <w:pPr>
       <w:pStyle w:val="Footer"/>
@@ -4845,7 +5049,7 @@
 </file>
 
 <file path=word/footer2.xml><?xml version="1.0" encoding="utf-8"?>
-<w:ftr xmlns:wpc="http://schemas.microsoft.com/office/word/2010/wordprocessingCanvas" xmlns:cx="http://schemas.microsoft.com/office/drawing/2014/chartex" xmlns:cx1="http://schemas.microsoft.com/office/drawing/2015/9/8/chartex" xmlns:cx2="http://schemas.microsoft.com/office/drawing/2015/10/21/chartex" xmlns:cx3="http://schemas.microsoft.com/office/drawing/2016/5/9/chartex" xmlns:cx4="http://schemas.microsoft.com/office/drawing/2016/5/10/chartex" xmlns:cx5="http://schemas.microsoft.com/office/drawing/2016/5/11/chartex" xmlns:cx6="http://schemas.microsoft.com/office/drawing/2016/5/12/chartex" xmlns:cx7="http://schemas.microsoft.com/office/drawing/2016/5/13/chartex" xmlns:cx8="http://schemas.microsoft.com/office/drawing/2016/5/14/chartex" xmlns:mc="http://schemas.openxmlformats.org/markup-compatibility/2006" xmlns:aink="http://schemas.microsoft.com/office/drawing/2016/ink" xmlns:am3d="http://schemas.microsoft.com/office/drawing/2017/model3d" xmlns:o="urn:schemas-microsoft-com:office:office" xmlns:oel="http://schemas.microsoft.com/office/2019/extlst" xmlns:r="http://schemas.openxmlformats.org/officeDocument/2006/relationships" xmlns:m="http://schemas.openxmlformats.org/officeDocument/2006/math" xmlns:v="urn:schemas-microsoft-com:vml" xmlns:wp14="http://schemas.microsoft.com/office/word/2010/wordprocessingDrawing" xmlns:wp="http://schemas.openxmlformats.org/drawingml/2006/wordprocessingDrawing" xmlns:w10="urn:schemas-microsoft-com:office:word" xmlns:w="http://schemas.openxmlformats.org/wordprocessingml/2006/main" xmlns:w14="http://schemas.microsoft.com/office/word/2010/wordml" xmlns:w15="http://schemas.microsoft.com/office/word/2012/wordml" xmlns:w16cex="http://schemas.microsoft.com/office/word/2018/wordml/cex" xmlns:w16cid="http://schemas.microsoft.com/office/word/2016/wordml/cid" xmlns:w16="http://schemas.microsoft.com/office/word/2018/wordml" xmlns:w16du="http://schemas.microsoft.com/office/word/2023/wordml/word16du" xmlns:w16sdtdh="http://schemas.microsoft.com/office/word/2020/wordml/sdtdatahash" xmlns:w16sdtfl="http://schemas.microsoft.com/office/word/2024/wordml/sdtformatlock" xmlns:w16se="http://schemas.microsoft.com/office/word/2015/wordml/symex" xmlns:wpg="http://schemas.microsoft.com/office/word/2010/wordprocessingGroup" xmlns:wpi="http://schemas.microsoft.com/office/word/2010/wordprocessingInk" xmlns:wne="http://schemas.microsoft.com/office/word/2006/wordml" xmlns:wps="http://schemas.microsoft.com/office/word/2010/wordprocessingShape" mc:Ignorable="w14 w15 w16se w16cid w16 w16cex w16sdtdh w16sdtfl w16du wp14">
+<w:ftr xmlns:wpc="http://schemas.microsoft.com/office/word/2010/wordprocessingCanvas" xmlns:cx="http://schemas.microsoft.com/office/drawing/2014/chartex" xmlns:cx1="http://schemas.microsoft.com/office/drawing/2015/9/8/chartex" xmlns:cx2="http://schemas.microsoft.com/office/drawing/2015/10/21/chartex" xmlns:cx3="http://schemas.microsoft.com/office/drawing/2016/5/9/chartex" xmlns:cx4="http://schemas.microsoft.com/office/drawing/2016/5/10/chartex" xmlns:cx5="http://schemas.microsoft.com/office/drawing/2016/5/11/chartex" xmlns:cx6="http://schemas.microsoft.com/office/drawing/2016/5/12/chartex" xmlns:cx7="http://schemas.microsoft.com/office/drawing/2016/5/13/chartex" xmlns:cx8="http://schemas.microsoft.com/office/drawing/2016/5/14/chartex" xmlns:mc="http://schemas.openxmlformats.org/markup-compatibility/2006" xmlns:m="http://schemas.openxmlformats.org/officeDocument/2006/math" xmlns:aink="http://schemas.microsoft.com/office/drawing/2016/ink" xmlns:am3d="http://schemas.microsoft.com/office/drawing/2017/model3d" xmlns:oel="http://schemas.microsoft.com/office/2019/extlst" xmlns:r="http://schemas.openxmlformats.org/officeDocument/2006/relationships" xmlns:wp14="http://schemas.microsoft.com/office/word/2010/wordprocessingDrawing" xmlns:wp="http://schemas.openxmlformats.org/drawingml/2006/wordprocessingDrawing" xmlns:wpg="http://schemas.microsoft.com/office/word/2010/wordprocessingGroup" xmlns:wpi="http://schemas.microsoft.com/office/word/2010/wordprocessingInk" xmlns:wps="http://schemas.microsoft.com/office/word/2010/wordprocessingShape" xmlns:o="urn:schemas-microsoft-com:office:office" xmlns:v="urn:schemas-microsoft-com:vml" xmlns:w10="urn:schemas-microsoft-com:office:word" xmlns:w="http://schemas.openxmlformats.org/wordprocessingml/2006/main" xmlns:w14="http://schemas.microsoft.com/office/word/2010/wordml" xmlns:w15="http://schemas.microsoft.com/office/word/2012/wordml" xmlns:w16cex="http://schemas.microsoft.com/office/word/2018/wordml/cex" xmlns:w16cid="http://schemas.microsoft.com/office/word/2016/wordml/cid" xmlns:w16="http://schemas.microsoft.com/office/word/2018/wordml" xmlns:w16sdtdh="http://schemas.microsoft.com/office/word/2020/wordml/sdtdatahash" xmlns:w16sdtfl="http://schemas.microsoft.com/office/word/2024/wordml/sdtformatlock" xmlns:w16se="http://schemas.microsoft.com/office/word/2015/wordml/symex" xmlns:w16du="http://schemas.microsoft.com/office/word/2023/wordml/word16du" xmlns:wne="http://schemas.microsoft.com/office/word/2006/wordml" mc:Ignorable="w14 w15 w16se w16cid w16 w16cex w16sdtdh w16sdtfl w16du wp14">
   <w:p>
     <w:pPr>
       <w:pStyle w:val="Footer"/>
@@ -4900,122 +5104,12 @@
         <w:rFonts w:ascii="Calibri" w:hAnsi="Calibri"/>
       </w:rPr>
     </w:pPr>
-    <w:r>
-      <w:rPr>
-        <w:rFonts w:ascii="Calibri" w:hAnsi="Calibri"/>
-      </w:rPr>
-      <w:t xml:space="preserve">CHEM112 </w:t>
-    </w:r>
-    <w:r>
-      <w:rPr>
-        <w:rFonts w:ascii="Calibri" w:hAnsi="Calibri"/>
-      </w:rPr>
-      <w:t>SP</w:t>
-    </w:r>
-    <w:r>
-      <w:rPr>
-        <w:rFonts w:ascii="Calibri" w:hAnsi="Calibri"/>
-      </w:rPr>
-      <w:t>2</w:t>
-    </w:r>
-    <w:r>
-      <w:rPr>
-        <w:rFonts w:ascii="Calibri" w:hAnsi="Calibri"/>
-      </w:rPr>
-      <w:t>6</w:t>
-    </w:r>
-    <w:r>
-      <w:rPr>
-        <w:rFonts w:ascii="Calibri" w:hAnsi="Calibri"/>
-      </w:rPr>
-      <w:t xml:space="preserve"> Sectio</w:t>
-    </w:r>
-    <w:r>
-      <w:rPr>
-        <w:rFonts w:ascii="Calibri" w:hAnsi="Calibri"/>
-      </w:rPr>
-      <w:t>n</w:t>
-    </w:r>
-    <w:r>
-      <w:rPr>
-        <w:rFonts w:ascii="Calibri" w:hAnsi="Calibri"/>
-      </w:rPr>
-      <w:t xml:space="preserve"> </w:t>
-    </w:r>
-    <w:proofErr w:type="gramStart"/>
-    <w:r>
-      <w:rPr>
-        <w:rFonts w:ascii="Calibri" w:hAnsi="Calibri"/>
-      </w:rPr>
-      <w:t>00</w:t>
-    </w:r>
-    <w:r>
-      <w:rPr>
-        <w:rFonts w:ascii="Calibri" w:hAnsi="Calibri"/>
-      </w:rPr>
-      <w:t>4</w:t>
-    </w:r>
-    <w:r>
-      <w:rPr>
-        <w:rFonts w:ascii="Calibri" w:hAnsi="Calibri"/>
-      </w:rPr>
-      <w:t xml:space="preserve"> </w:t>
-    </w:r>
-    <w:r>
-      <w:rPr>
-        <w:rFonts w:ascii="Calibri" w:hAnsi="Calibri"/>
-      </w:rPr>
-      <w:t xml:space="preserve"> </w:t>
-    </w:r>
-    <w:r>
-      <w:rPr>
-        <w:rFonts w:ascii="Calibri" w:hAnsi="Calibri"/>
-      </w:rPr>
-      <w:tab/>
-    </w:r>
-    <w:proofErr w:type="gramEnd"/>
-    <w:r>
-      <w:rPr>
-        <w:rFonts w:ascii="Calibri" w:hAnsi="Calibri"/>
-      </w:rPr>
-      <w:t xml:space="preserve">                           </w:t>
-    </w:r>
-    <w:r>
-      <w:rPr>
-        <w:rFonts w:ascii="Calibri" w:hAnsi="Calibri"/>
-      </w:rPr>
-      <w:t>Week</w:t>
-    </w:r>
-    <w:r>
-      <w:rPr>
-        <w:rFonts w:ascii="Calibri" w:hAnsi="Calibri"/>
-      </w:rPr>
-      <w:t xml:space="preserve"> </w:t>
-    </w:r>
-    <w:r>
-      <w:rPr>
-        <w:rFonts w:ascii="Calibri" w:hAnsi="Calibri"/>
-      </w:rPr>
-      <w:t>2</w:t>
-    </w:r>
-    <w:r>
-      <w:rPr>
-        <w:rFonts w:ascii="Calibri" w:hAnsi="Calibri"/>
-      </w:rPr>
-      <w:t xml:space="preserve"> Recitation</w:t>
-    </w:r>
-    <w:r>
-      <w:rPr>
-        <w:rFonts w:ascii="Calibri" w:hAnsi="Calibri"/>
-      </w:rPr>
-      <w:tab/>
-    </w:r>
   </w:p>
 </w:ftr>
 </file>
 
 <file path=word/footnotes.xml><?xml version="1.0" encoding="utf-8"?>
-<w:footnotes xmlns:wpc="http://schemas.microsoft.com/office/word/2010/wordprocessingCanvas" xmlns:cx="http://schemas.microsoft.com/office/drawing/2014/chartex" xmlns:cx1="http://schemas.microsoft.com/office/drawing/2015/9/8/chartex" xmlns:cx2="http://schemas.microsoft.com/office/drawing/2015/10/21/chartex" xmlns:cx3="http://schemas.microsoft.com/office/drawing/2016/5/9/chartex" xmlns:cx4="http://schemas.microsoft.com/office/drawing/2016/5/10/chartex" xmlns:cx5="http://schemas.microsoft.com/office/drawing/2016/5/11/chartex" xmlns:cx6="http://schemas.microsoft.com/office/drawing/2016/5/12/chartex" xmlns:cx7="http://schemas.microsoft.com/office/drawing/2016/5/13/chartex" xmlns:cx8="http://schemas.microsoft.com/office/drawing/2016/5/14/chartex" xmlns:mc="http://schemas.openxmlformats.org/markup-compatibility/2006" xmlns:aink="http://schemas.microsoft.com/office/drawing/2016/ink" xmlns:am3d="http://schemas.microsoft.com/office/drawing/2017/model3d" xmlns:o="urn:schemas-microsoft-com:office:office" xmlns:oel="http://schemas.microsoft.com/office/2019/extlst" xmlns:r="http://schemas.openxmlformats.org/officeDocument/2006/relationships" xmlns:m="http://schemas.openxmlformats.org/officeDocument/2006/math" xmlns:v="urn:schemas-microsoft-com:vml" xmlns:wp14="http://schemas.microsoft.com/office/word/2010/wordprocessingDrawing" xmlns:wp="http://schemas.openxmlformats.org/drawingml/2006/wordprocessingDrawing" xmlns:w10="urn:schemas-microsoft-com:office:word" xmlns:w="http://schemas.openxmlformats.org/wordprocessingml/2006/main" xmlns:w14="http://schemas.microsoft.com/office/word/2010/wordml" xmlns:w15="http://schemas.microsoft.com/office/word/2012/wordml" xmlns:w16cex="http://schemas.microsoft.com/office/word/2018/wordml/cex" xmlns:w16cid="http://schemas.microsoft.com/office/word/2016/wordml/cid" xmlns:w16="http://schemas.microsoft.com/office/word/2018/wordml" xmlns:w16du="http://schemas.microsoft.com/office/word/2023/wordml/word16du" xmlns:w16sdtdh="http://schemas.microsoft.com/office/word/2020/wordml/sdtdatahash" xmlns:w16sdtfl="http://schemas.microsoft.com/office/word/2024/wordml/sdtformatlock" xmlns:w16se="http://schemas.microsoft.com/office/word/2015/wordml/symex" xmlns:wpg="http://schemas.microsoft.com/office/word/2010/wordprocessingGroup" xmlns:wpi="http://schemas.microsoft.com/office/word/2010/wordprocessingInk" xmlns:wne="http://schemas.microsoft.com/office/word/2006/wordml" xmlns:wps="http://schemas.microsoft.com/office/word/2010/wordprocessingShape" mc:Ignorable="w14 w15 w16se w16cid w16 w16cex w16sdtdh w16sdtfl w16du wp14">
+<w:footnotes xmlns:wpc="http://schemas.microsoft.com/office/word/2010/wordprocessingCanvas" xmlns:cx="http://schemas.microsoft.com/office/drawing/2014/chartex" xmlns:cx1="http://schemas.microsoft.com/office/drawing/2015/9/8/chartex" xmlns:cx2="http://schemas.microsoft.com/office/drawing/2015/10/21/chartex" xmlns:cx3="http://schemas.microsoft.com/office/drawing/2016/5/9/chartex" xmlns:cx4="http://schemas.microsoft.com/office/drawing/2016/5/10/chartex" xmlns:cx5="http://schemas.microsoft.com/office/drawing/2016/5/11/chartex" xmlns:cx6="http://schemas.microsoft.com/office/drawing/2016/5/12/chartex" xmlns:cx7="http://schemas.microsoft.com/office/drawing/2016/5/13/chartex" xmlns:cx8="http://schemas.microsoft.com/office/drawing/2016/5/14/chartex" xmlns:mc="http://schemas.openxmlformats.org/markup-compatibility/2006" xmlns:m="http://schemas.openxmlformats.org/officeDocument/2006/math" xmlns:aink="http://schemas.microsoft.com/office/drawing/2016/ink" xmlns:am3d="http://schemas.microsoft.com/office/drawing/2017/model3d" xmlns:oel="http://schemas.microsoft.com/office/2019/extlst" xmlns:r="http://schemas.openxmlformats.org/officeDocument/2006/relationships" xmlns:wp14="http://schemas.microsoft.com/office/word/2010/wordprocessingDrawing" xmlns:wp="http://schemas.openxmlformats.org/drawingml/2006/wordprocessingDrawing" xmlns:wpg="http://schemas.microsoft.com/office/word/2010/wordprocessingGroup" xmlns:wpi="http://schemas.microsoft.com/office/word/2010/wordprocessingInk" xmlns:wps="http://schemas.microsoft.com/office/word/2010/wordprocessingShape" xmlns:o="urn:schemas-microsoft-com:office:office" xmlns:v="urn:schemas-microsoft-com:vml" xmlns:w10="urn:schemas-microsoft-com:office:word" xmlns:w="http://schemas.openxmlformats.org/wordprocessingml/2006/main" xmlns:w14="http://schemas.microsoft.com/office/word/2010/wordml" xmlns:w15="http://schemas.microsoft.com/office/word/2012/wordml" xmlns:w16cex="http://schemas.microsoft.com/office/word/2018/wordml/cex" xmlns:w16cid="http://schemas.microsoft.com/office/word/2016/wordml/cid" xmlns:w16="http://schemas.microsoft.com/office/word/2018/wordml" xmlns:w16sdtdh="http://schemas.microsoft.com/office/word/2020/wordml/sdtdatahash" xmlns:w16sdtfl="http://schemas.microsoft.com/office/word/2024/wordml/sdtformatlock" xmlns:w16se="http://schemas.microsoft.com/office/word/2015/wordml/symex" xmlns:w16du="http://schemas.microsoft.com/office/word/2023/wordml/word16du" xmlns:wne="http://schemas.microsoft.com/office/word/2006/wordml" mc:Ignorable="w14 w15 w16se w16cid w16 w16cex w16sdtdh w16sdtfl w16du wp14">
   <w:footnote w:type="separator" w:id="-1">
     <w:p>
       <w:r>
@@ -5034,7 +5128,7 @@
 </file>
 
 <file path=word/header1.xml><?xml version="1.0" encoding="utf-8"?>
-<w:hdr xmlns:wpc="http://schemas.microsoft.com/office/word/2010/wordprocessingCanvas" xmlns:cx="http://schemas.microsoft.com/office/drawing/2014/chartex" xmlns:cx1="http://schemas.microsoft.com/office/drawing/2015/9/8/chartex" xmlns:cx2="http://schemas.microsoft.com/office/drawing/2015/10/21/chartex" xmlns:cx3="http://schemas.microsoft.com/office/drawing/2016/5/9/chartex" xmlns:cx4="http://schemas.microsoft.com/office/drawing/2016/5/10/chartex" xmlns:cx5="http://schemas.microsoft.com/office/drawing/2016/5/11/chartex" xmlns:cx6="http://schemas.microsoft.com/office/drawing/2016/5/12/chartex" xmlns:cx7="http://schemas.microsoft.com/office/drawing/2016/5/13/chartex" xmlns:cx8="http://schemas.microsoft.com/office/drawing/2016/5/14/chartex" xmlns:mc="http://schemas.openxmlformats.org/markup-compatibility/2006" xmlns:aink="http://schemas.microsoft.com/office/drawing/2016/ink" xmlns:am3d="http://schemas.microsoft.com/office/drawing/2017/model3d" xmlns:o="urn:schemas-microsoft-com:office:office" xmlns:oel="http://schemas.microsoft.com/office/2019/extlst" xmlns:r="http://schemas.openxmlformats.org/officeDocument/2006/relationships" xmlns:m="http://schemas.openxmlformats.org/officeDocument/2006/math" xmlns:v="urn:schemas-microsoft-com:vml" xmlns:wp14="http://schemas.microsoft.com/office/word/2010/wordprocessingDrawing" xmlns:wp="http://schemas.openxmlformats.org/drawingml/2006/wordprocessingDrawing" xmlns:w10="urn:schemas-microsoft-com:office:word" xmlns:w="http://schemas.openxmlformats.org/wordprocessingml/2006/main" xmlns:w14="http://schemas.microsoft.com/office/word/2010/wordml" xmlns:w15="http://schemas.microsoft.com/office/word/2012/wordml" xmlns:w16cex="http://schemas.microsoft.com/office/word/2018/wordml/cex" xmlns:w16cid="http://schemas.microsoft.com/office/word/2016/wordml/cid" xmlns:w16="http://schemas.microsoft.com/office/word/2018/wordml" xmlns:w16du="http://schemas.microsoft.com/office/word/2023/wordml/word16du" xmlns:w16sdtdh="http://schemas.microsoft.com/office/word/2020/wordml/sdtdatahash" xmlns:w16sdtfl="http://schemas.microsoft.com/office/word/2024/wordml/sdtformatlock" xmlns:w16se="http://schemas.microsoft.com/office/word/2015/wordml/symex" xmlns:wpg="http://schemas.microsoft.com/office/word/2010/wordprocessingGroup" xmlns:wpi="http://schemas.microsoft.com/office/word/2010/wordprocessingInk" xmlns:wne="http://schemas.microsoft.com/office/word/2006/wordml" xmlns:wps="http://schemas.microsoft.com/office/word/2010/wordprocessingShape" mc:Ignorable="w14 w15 w16se w16cid w16 w16cex w16sdtdh w16sdtfl w16du wp14">
+<w:hdr xmlns:wpc="http://schemas.microsoft.com/office/word/2010/wordprocessingCanvas" xmlns:cx="http://schemas.microsoft.com/office/drawing/2014/chartex" xmlns:cx1="http://schemas.microsoft.com/office/drawing/2015/9/8/chartex" xmlns:cx2="http://schemas.microsoft.com/office/drawing/2015/10/21/chartex" xmlns:cx3="http://schemas.microsoft.com/office/drawing/2016/5/9/chartex" xmlns:cx4="http://schemas.microsoft.com/office/drawing/2016/5/10/chartex" xmlns:cx5="http://schemas.microsoft.com/office/drawing/2016/5/11/chartex" xmlns:cx6="http://schemas.microsoft.com/office/drawing/2016/5/12/chartex" xmlns:cx7="http://schemas.microsoft.com/office/drawing/2016/5/13/chartex" xmlns:cx8="http://schemas.microsoft.com/office/drawing/2016/5/14/chartex" xmlns:mc="http://schemas.openxmlformats.org/markup-compatibility/2006" xmlns:m="http://schemas.openxmlformats.org/officeDocument/2006/math" xmlns:aink="http://schemas.microsoft.com/office/drawing/2016/ink" xmlns:am3d="http://schemas.microsoft.com/office/drawing/2017/model3d" xmlns:oel="http://schemas.microsoft.com/office/2019/extlst" xmlns:r="http://schemas.openxmlformats.org/officeDocument/2006/relationships" xmlns:wp14="http://schemas.microsoft.com/office/word/2010/wordprocessingDrawing" xmlns:wp="http://schemas.openxmlformats.org/drawingml/2006/wordprocessingDrawing" xmlns:wpg="http://schemas.microsoft.com/office/word/2010/wordprocessingGroup" xmlns:wpi="http://schemas.microsoft.com/office/word/2010/wordprocessingInk" xmlns:wps="http://schemas.microsoft.com/office/word/2010/wordprocessingShape" xmlns:o="urn:schemas-microsoft-com:office:office" xmlns:v="urn:schemas-microsoft-com:vml" xmlns:w10="urn:schemas-microsoft-com:office:word" xmlns:w="http://schemas.openxmlformats.org/wordprocessingml/2006/main" xmlns:w14="http://schemas.microsoft.com/office/word/2010/wordml" xmlns:w15="http://schemas.microsoft.com/office/word/2012/wordml" xmlns:w16cex="http://schemas.microsoft.com/office/word/2018/wordml/cex" xmlns:w16cid="http://schemas.microsoft.com/office/word/2016/wordml/cid" xmlns:w16="http://schemas.microsoft.com/office/word/2018/wordml" xmlns:w16sdtdh="http://schemas.microsoft.com/office/word/2020/wordml/sdtdatahash" xmlns:w16sdtfl="http://schemas.microsoft.com/office/word/2024/wordml/sdtformatlock" xmlns:w16se="http://schemas.microsoft.com/office/word/2015/wordml/symex" xmlns:w16du="http://schemas.microsoft.com/office/word/2023/wordml/word16du" xmlns:wne="http://schemas.microsoft.com/office/word/2006/wordml" mc:Ignorable="w14 w15 w16se w16cid w16 w16cex w16sdtdh w16sdtfl w16du wp14">
   <w:p>
     <w:pPr>
       <w:pStyle w:val="Header"/>
@@ -5072,7 +5166,7 @@
 </file>
 
 <file path=word/numbering.xml><?xml version="1.0" encoding="utf-8"?>
-<w:numbering xmlns:wpc="http://schemas.microsoft.com/office/word/2010/wordprocessingCanvas" xmlns:cx="http://schemas.microsoft.com/office/drawing/2014/chartex" xmlns:cx1="http://schemas.microsoft.com/office/drawing/2015/9/8/chartex" xmlns:cx2="http://schemas.microsoft.com/office/drawing/2015/10/21/chartex" xmlns:cx3="http://schemas.microsoft.com/office/drawing/2016/5/9/chartex" xmlns:cx4="http://schemas.microsoft.com/office/drawing/2016/5/10/chartex" xmlns:cx5="http://schemas.microsoft.com/office/drawing/2016/5/11/chartex" xmlns:cx6="http://schemas.microsoft.com/office/drawing/2016/5/12/chartex" xmlns:cx7="http://schemas.microsoft.com/office/drawing/2016/5/13/chartex" xmlns:cx8="http://schemas.microsoft.com/office/drawing/2016/5/14/chartex" xmlns:mc="http://schemas.openxmlformats.org/markup-compatibility/2006" xmlns:aink="http://schemas.microsoft.com/office/drawing/2016/ink" xmlns:am3d="http://schemas.microsoft.com/office/drawing/2017/model3d" xmlns:o="urn:schemas-microsoft-com:office:office" xmlns:oel="http://schemas.microsoft.com/office/2019/extlst" xmlns:r="http://schemas.openxmlformats.org/officeDocument/2006/relationships" xmlns:m="http://schemas.openxmlformats.org/officeDocument/2006/math" xmlns:v="urn:schemas-microsoft-com:vml" xmlns:wp14="http://schemas.microsoft.com/office/word/2010/wordprocessingDrawing" xmlns:wp="http://schemas.openxmlformats.org/drawingml/2006/wordprocessingDrawing" xmlns:w10="urn:schemas-microsoft-com:office:word" xmlns:w="http://schemas.openxmlformats.org/wordprocessingml/2006/main" xmlns:w14="http://schemas.microsoft.com/office/word/2010/wordml" xmlns:w15="http://schemas.microsoft.com/office/word/2012/wordml" xmlns:w16cex="http://schemas.microsoft.com/office/word/2018/wordml/cex" xmlns:w16cid="http://schemas.microsoft.com/office/word/2016/wordml/cid" xmlns:w16="http://schemas.microsoft.com/office/word/2018/wordml" xmlns:w16du="http://schemas.microsoft.com/office/word/2023/wordml/word16du" xmlns:w16sdtdh="http://schemas.microsoft.com/office/word/2020/wordml/sdtdatahash" xmlns:w16sdtfl="http://schemas.microsoft.com/office/word/2024/wordml/sdtformatlock" xmlns:w16se="http://schemas.microsoft.com/office/word/2015/wordml/symex" xmlns:wpg="http://schemas.microsoft.com/office/word/2010/wordprocessingGroup" xmlns:wpi="http://schemas.microsoft.com/office/word/2010/wordprocessingInk" xmlns:wne="http://schemas.microsoft.com/office/word/2006/wordml" xmlns:wps="http://schemas.microsoft.com/office/word/2010/wordprocessingShape" mc:Ignorable="w14 w15 w16se w16cid w16 w16cex w16sdtdh w16sdtfl w16du wp14">
+<w:numbering xmlns:wpc="http://schemas.microsoft.com/office/word/2010/wordprocessingCanvas" xmlns:cx="http://schemas.microsoft.com/office/drawing/2014/chartex" xmlns:cx1="http://schemas.microsoft.com/office/drawing/2015/9/8/chartex" xmlns:cx2="http://schemas.microsoft.com/office/drawing/2015/10/21/chartex" xmlns:cx3="http://schemas.microsoft.com/office/drawing/2016/5/9/chartex" xmlns:cx4="http://schemas.microsoft.com/office/drawing/2016/5/10/chartex" xmlns:cx5="http://schemas.microsoft.com/office/drawing/2016/5/11/chartex" xmlns:cx6="http://schemas.microsoft.com/office/drawing/2016/5/12/chartex" xmlns:cx7="http://schemas.microsoft.com/office/drawing/2016/5/13/chartex" xmlns:cx8="http://schemas.microsoft.com/office/drawing/2016/5/14/chartex" xmlns:mc="http://schemas.openxmlformats.org/markup-compatibility/2006" xmlns:m="http://schemas.openxmlformats.org/officeDocument/2006/math" xmlns:aink="http://schemas.microsoft.com/office/drawing/2016/ink" xmlns:am3d="http://schemas.microsoft.com/office/drawing/2017/model3d" xmlns:oel="http://schemas.microsoft.com/office/2019/extlst" xmlns:r="http://schemas.openxmlformats.org/officeDocument/2006/relationships" xmlns:wp14="http://schemas.microsoft.com/office/word/2010/wordprocessingDrawing" xmlns:wp="http://schemas.openxmlformats.org/drawingml/2006/wordprocessingDrawing" xmlns:wpg="http://schemas.microsoft.com/office/word/2010/wordprocessingGroup" xmlns:wpi="http://schemas.microsoft.com/office/word/2010/wordprocessingInk" xmlns:wps="http://schemas.microsoft.com/office/word/2010/wordprocessingShape" xmlns:o="urn:schemas-microsoft-com:office:office" xmlns:v="urn:schemas-microsoft-com:vml" xmlns:w10="urn:schemas-microsoft-com:office:word" xmlns:w="http://schemas.openxmlformats.org/wordprocessingml/2006/main" xmlns:w14="http://schemas.microsoft.com/office/word/2010/wordml" xmlns:w15="http://schemas.microsoft.com/office/word/2012/wordml" xmlns:w16cex="http://schemas.microsoft.com/office/word/2018/wordml/cex" xmlns:w16cid="http://schemas.microsoft.com/office/word/2016/wordml/cid" xmlns:w16="http://schemas.microsoft.com/office/word/2018/wordml" xmlns:w16sdtdh="http://schemas.microsoft.com/office/word/2020/wordml/sdtdatahash" xmlns:w16sdtfl="http://schemas.microsoft.com/office/word/2024/wordml/sdtformatlock" xmlns:w16se="http://schemas.microsoft.com/office/word/2015/wordml/symex" xmlns:w16du="http://schemas.microsoft.com/office/word/2023/wordml/word16du" xmlns:wne="http://schemas.microsoft.com/office/word/2006/wordml" mc:Ignorable="w14 w15 w16se w16cid w16 w16cex w16sdtdh w16sdtfl w16du wp14">
   <w:abstractNum w:abstractNumId="0" w15:restartNumberingAfterBreak="0">
     <w:nsid w:val="00000001"/>
     <w:multiLevelType w:val="hybridMultilevel"/>
@@ -9607,7 +9701,7 @@
 </file>
 
 <file path=word/styles.xml><?xml version="1.0" encoding="utf-8"?>
-<w:styles xmlns:mc="http://schemas.openxmlformats.org/markup-compatibility/2006" xmlns:r="http://schemas.openxmlformats.org/officeDocument/2006/relationships" xmlns:w="http://schemas.openxmlformats.org/wordprocessingml/2006/main" xmlns:w14="http://schemas.microsoft.com/office/word/2010/wordml" xmlns:w15="http://schemas.microsoft.com/office/word/2012/wordml" xmlns:w16cex="http://schemas.microsoft.com/office/word/2018/wordml/cex" xmlns:w16cid="http://schemas.microsoft.com/office/word/2016/wordml/cid" xmlns:w16="http://schemas.microsoft.com/office/word/2018/wordml" xmlns:w16du="http://schemas.microsoft.com/office/word/2023/wordml/word16du" xmlns:w16sdtdh="http://schemas.microsoft.com/office/word/2020/wordml/sdtdatahash" xmlns:w16sdtfl="http://schemas.microsoft.com/office/word/2024/wordml/sdtformatlock" xmlns:w16se="http://schemas.microsoft.com/office/word/2015/wordml/symex" mc:Ignorable="w14 w15 w16se w16cid w16 w16cex w16sdtdh w16sdtfl w16du">
+<w:styles xmlns:mc="http://schemas.openxmlformats.org/markup-compatibility/2006" xmlns:r="http://schemas.openxmlformats.org/officeDocument/2006/relationships" xmlns:w="http://schemas.openxmlformats.org/wordprocessingml/2006/main" xmlns:w14="http://schemas.microsoft.com/office/word/2010/wordml" xmlns:w15="http://schemas.microsoft.com/office/word/2012/wordml" xmlns:w16cex="http://schemas.microsoft.com/office/word/2018/wordml/cex" xmlns:w16cid="http://schemas.microsoft.com/office/word/2016/wordml/cid" xmlns:w16="http://schemas.microsoft.com/office/word/2018/wordml" xmlns:w16sdtdh="http://schemas.microsoft.com/office/word/2020/wordml/sdtdatahash" xmlns:w16sdtfl="http://schemas.microsoft.com/office/word/2024/wordml/sdtformatlock" xmlns:w16se="http://schemas.microsoft.com/office/word/2015/wordml/symex" xmlns:w16du="http://schemas.microsoft.com/office/word/2023/wordml/word16du" mc:Ignorable="w14 w15 w16se w16cid w16 w16cex w16sdtdh w16sdtfl w16du">
   <w:docDefaults>
     <w:rPrDefault>
       <w:rPr>

--- a/02-Drug-Degradation/Student.docx
+++ b/02-Drug-Degradation/Student.docx
@@ -25,46 +25,26 @@
           <w:sz w:val="28"/>
           <w:szCs w:val="28"/>
         </w:rPr>
-        <w:t xml:space="preserve">Week </w:t>
-      </w:r>
-      <w:r>
-        <w:rPr>
-          <w:rFonts w:ascii="Calibri" w:eastAsiaTheme="minorHAnsi" w:hAnsi="Calibri" w:cs="Calibri"/>
+        <w:t>Reaction</w:t>
+      </w:r>
+      <w:r>
+        <w:rPr>
+          <w:rFonts w:ascii="Calibri" w:hAnsi="Calibri" w:cs="Calibri"/>
           <w:b/>
           <w:bCs/>
           <w:sz w:val="28"/>
           <w:szCs w:val="28"/>
         </w:rPr>
-        <w:t>2</w:t>
-      </w:r>
-      <w:r>
-        <w:rPr>
-          <w:rFonts w:ascii="Calibri" w:eastAsiaTheme="minorHAnsi" w:hAnsi="Calibri" w:cs="Calibri"/>
+        <w:t xml:space="preserve"> Kinetics</w:t>
+      </w:r>
+      <w:r>
+        <w:rPr>
+          <w:rFonts w:ascii="Calibri" w:hAnsi="Calibri" w:cs="Calibri"/>
           <w:b/>
           <w:bCs/>
           <w:sz w:val="28"/>
           <w:szCs w:val="28"/>
         </w:rPr>
-        <w:t xml:space="preserve"> Recitation: </w:t>
-      </w:r>
-      <w:r>
-        <w:rPr>
-          <w:rFonts w:ascii="Calibri" w:hAnsi="Calibri" w:cs="Calibri"/>
-          <w:b/>
-          <w:bCs/>
-          <w:sz w:val="28"/>
-          <w:szCs w:val="28"/>
-        </w:rPr>
-        <w:t>Modeling Kinetics</w:t>
-      </w:r>
-      <w:r>
-        <w:rPr>
-          <w:rFonts w:ascii="Calibri" w:hAnsi="Calibri" w:cs="Calibri"/>
-          <w:b/>
-          <w:bCs/>
-          <w:sz w:val="28"/>
-          <w:szCs w:val="28"/>
-        </w:rPr>
         <w:t xml:space="preserve"> of Drug Degradation</w:t>
       </w:r>
     </w:p>
@@ -147,7 +127,14 @@
           <w:rFonts w:ascii="Calibri" w:hAnsi="Calibri" w:cs="Calibri"/>
           <w:color w:val="1F1F1F"/>
         </w:rPr>
-        <w:t xml:space="preserve">Google Gemini was used to improve clarity and organization of </w:t>
+        <w:t>Microsoft Copilot</w:t>
+      </w:r>
+      <w:r>
+        <w:rPr>
+          <w:rFonts w:ascii="Calibri" w:hAnsi="Calibri" w:cs="Calibri"/>
+          <w:color w:val="1F1F1F"/>
+        </w:rPr>
+        <w:t xml:space="preserve"> was used to improve clarity and organization of </w:t>
       </w:r>
       <w:r>
         <w:rPr>

--- a/02-Drug-Degradation/Student.docx
+++ b/02-Drug-Degradation/Student.docx
@@ -1072,7 +1072,6 @@
           <w:szCs w:val="22"/>
         </w:rPr>
       </w:pPr>
-      <w:proofErr w:type="spellStart"/>
       <w:r>
         <w:rPr>
           <w:rFonts w:ascii="Calibri" w:hAnsi="Calibri" w:cs="Calibri"/>
@@ -1081,9 +1080,8 @@
           <w:sz w:val="22"/>
           <w:szCs w:val="22"/>
         </w:rPr>
-        <w:t>Epalrestat</w:t>
-      </w:r>
-      <w:proofErr w:type="spellEnd"/>
+        <w:t>E</w:t>
+      </w:r>
       <w:r>
         <w:rPr>
           <w:rFonts w:ascii="Calibri" w:hAnsi="Calibri" w:cs="Calibri"/>
@@ -1092,7 +1090,7 @@
           <w:sz w:val="22"/>
           <w:szCs w:val="22"/>
         </w:rPr>
-        <w:t xml:space="preserve"> experimental data</w:t>
+        <w:t>xperimental data</w:t>
       </w:r>
       <w:r>
         <w:rPr>
@@ -1116,84 +1114,6 @@
     </w:p>
     <w:p>
       <w:pPr>
-        <w:snapToGrid w:val="0"/>
-        <w:rPr>
-          <w:rFonts w:ascii="Calibri" w:hAnsi="Calibri" w:cs="Calibri"/>
-          <w:sz w:val="22"/>
-          <w:szCs w:val="22"/>
-        </w:rPr>
-      </w:pPr>
-      <w:r>
-        <w:rPr>
-          <w:rFonts w:ascii="Calibri" w:hAnsi="Calibri" w:cs="Calibri"/>
-          <w:b/>
-          <w:bCs/>
-          <w:sz w:val="22"/>
-          <w:szCs w:val="22"/>
-        </w:rPr>
-        <w:t>Ibuprofen experimental data</w:t>
-      </w:r>
-      <w:r>
-        <w:rPr>
-          <w:rFonts w:ascii="Calibri" w:hAnsi="Calibri" w:cs="Calibri"/>
-          <w:sz w:val="22"/>
-          <w:szCs w:val="22"/>
-        </w:rPr>
-        <w:t xml:space="preserve"> taken from Atiq-</w:t>
-      </w:r>
-      <w:proofErr w:type="spellStart"/>
-      <w:r>
-        <w:rPr>
-          <w:rFonts w:ascii="Calibri" w:hAnsi="Calibri" w:cs="Calibri"/>
-          <w:sz w:val="22"/>
-          <w:szCs w:val="22"/>
-        </w:rPr>
-        <w:t>ur</w:t>
-      </w:r>
-      <w:proofErr w:type="spellEnd"/>
-      <w:r>
-        <w:rPr>
-          <w:rFonts w:ascii="Calibri" w:hAnsi="Calibri" w:cs="Calibri"/>
-          <w:sz w:val="22"/>
-          <w:szCs w:val="22"/>
-        </w:rPr>
-        <w:t xml:space="preserve">-Rehman et al., Asian J. Chem. Vol. 24, No. 11 (2012), 4939-4943, </w:t>
-      </w:r>
-      <w:hyperlink r:id="rId8" w:tgtFrame="_blank" w:history="1">
-        <w:r>
-          <w:rPr>
-            <w:rStyle w:val="Hyperlink"/>
-            <w:rFonts w:ascii="Calibri" w:hAnsi="Calibri" w:cs="Calibri"/>
-            <w:sz w:val="22"/>
-            <w:szCs w:val="22"/>
-          </w:rPr>
-          <w:t>https://asianpubs.org/index.php/ajchem/article/view/9801</w:t>
-        </w:r>
-      </w:hyperlink>
-    </w:p>
-    <w:p>
-      <w:pPr>
-        <w:snapToGrid w:val="0"/>
-        <w:spacing w:after="100"/>
-        <w:rPr>
-          <w:rFonts w:ascii="Calibri" w:hAnsi="Calibri" w:cs="Calibri"/>
-          <w:color w:val="1F1F1F"/>
-        </w:rPr>
-      </w:pPr>
-      <w:r>
-        <w:rPr>
-          <w:rFonts w:ascii="Calibri" w:hAnsi="Calibri" w:cs="Calibri"/>
-          <w:b/>
-          <w:bCs/>
-          <w:color w:val="1F1F1F"/>
-          <w:sz w:val="28"/>
-          <w:szCs w:val="28"/>
-        </w:rPr>
-        <w:br w:type="page"/>
-      </w:r>
-    </w:p>
-    <w:p>
-      <w:pPr>
         <w:pStyle w:val="Heading2"/>
         <w:snapToGrid w:val="0"/>
         <w:spacing w:before="0" w:after="120"/>
@@ -1537,7 +1457,7 @@
         </w:rPr>
         <w:t> </w:t>
       </w:r>
-      <w:hyperlink r:id="rId9" w:tgtFrame="_blank" w:history="1">
+      <w:hyperlink r:id="rId8" w:tgtFrame="_blank" w:history="1">
         <w:r>
           <w:rPr>
             <w:rStyle w:val="Hyperlink"/>
@@ -4966,9 +4886,9 @@
       </w:pPr>
     </w:p>
     <w:sectPr>
-      <w:headerReference w:type="even" r:id="rId10"/>
-      <w:footerReference w:type="even" r:id="rId11"/>
-      <w:footerReference w:type="default" r:id="rId12"/>
+      <w:headerReference w:type="even" r:id="rId9"/>
+      <w:footerReference w:type="even" r:id="rId10"/>
+      <w:footerReference w:type="default" r:id="rId11"/>
       <w:pgSz w:w="12240" w:h="15840"/>
       <w:pgMar w:top="1440" w:right="1440" w:bottom="1440" w:left="1440" w:header="720" w:footer="720" w:gutter="0"/>
       <w:cols w:space="720"/>
